--- a/rediseno_2026/4.7 Evaluación de aprendizajes.docx
+++ b/rediseno_2026/4.7 Evaluación de aprendizajes.docx
@@ -1598,7 +1598,7 @@
           <w:i w:val="0"/>
           <w:sz w:val="20"/>
         </w:rPr>
-        <w:t>El estudiante puede inscribirse en un máximo de dos asignaturas por gestión, con cumplimiento de los prerrequisitos. Con base en la definición de materia teórica, se habilitan las siguientes asignaturas, cuya nómina es aprobada cada año por el Honorable Consejo de Carrera:</w:t>
+        <w:t>El estudiante puede inscribirse en mesa de examen con cumplimiento de los prerrequisitos. Con base en la definición de materia teórica, se habilitan las siguientes asignaturas, cuya nómina es aprobada cada año por el Honorable Consejo de Carrera:</w:t>
       </w:r>
     </w:p>
     <w:p>
